--- a/yds-kit/dist/YDS-DENEME-Kit-01.docx
+++ b/yds-kit/dist/YDS-DENEME-Kit-01.docx
@@ -70,7 +70,7 @@
                 <w:color w:val="141C2B"/>
                 <w:sz w:val="26"/>
               </w:rPr>
-              <w:t>Kit 1 / 12 — Level: B2 Beginner</w:t>
+              <w:t>Kit 1 / 14 — Level: B2 Beginner</w:t>
             </w:r>
           </w:p>
         </w:tc>
@@ -98,7 +98,7 @@
           <w:color w:val="141C2B"/>
           <w:sz w:val="23"/>
         </w:rPr>
-        <w:t>Kit No: 1 / 12</w:t>
+        <w:t>Kit No: 1 / 14</w:t>
       </w:r>
     </w:p>
     <w:p>
@@ -29377,7 +29377,7 @@
               <w:color w:val="1B335F"/>
               <w:sz w:val="16"/>
             </w:rPr>
-            <w:t>Kit 1 / 12</w:t>
+            <w:t>Kit 1 / 14</w:t>
           </w:r>
         </w:p>
       </w:tc>
@@ -29481,7 +29481,7 @@
               <w:color w:val="1B335F"/>
               <w:sz w:val="16"/>
             </w:rPr>
-            <w:t>Kit 1 / 12</w:t>
+            <w:t>Kit 1 / 14</w:t>
           </w:r>
         </w:p>
       </w:tc>
